--- a/final_draft_text_citations 1.docx
+++ b/final_draft_text_citations 1.docx
@@ -827,21 +827,7 @@
         <w:rPr>
           <w:lang w:val="en"/>
         </w:rPr>
-        <w:t xml:space="preserve">student of III </w:t>
-      </w:r>
-      <w:proofErr w:type="spellStart"/>
-      <w:r>
-        <w:rPr>
-          <w:lang w:val="en"/>
-        </w:rPr>
-        <w:t>sem</w:t>
-      </w:r>
-      <w:proofErr w:type="spellEnd"/>
-      <w:r>
-        <w:rPr>
-          <w:lang w:val="en"/>
-        </w:rPr>
-        <w:t xml:space="preserve">, M. Tech ECE, studying at Manav Rachna International Institute of Research &amp; Studies, Faridabad, hereby declare that the project report on </w:t>
+        <w:t xml:space="preserve">student of III sem, M. Tech ECE, studying at Manav Rachna International Institute of Research &amp; Studies, Faridabad, hereby declare that the project report on </w:t>
       </w:r>
       <w:r>
         <w:rPr>
@@ -1095,21 +1081,25 @@
         <w:rPr>
           <w:lang w:val="en"/>
         </w:rPr>
-        <w:t xml:space="preserve">pleasure to be indebted to various people, who directly or indirectly contributed </w:t>
-      </w:r>
-      <w:proofErr w:type="gramStart"/>
+        <w:t xml:space="preserve">pleasure to be indebted to various people, who directly or indirectly contributed in the development of this work and who influenced </w:t>
+      </w:r>
+      <w:r>
+        <w:t xml:space="preserve">my </w:t>
+      </w:r>
       <w:r>
         <w:rPr>
           <w:lang w:val="en"/>
         </w:rPr>
-        <w:t>in</w:t>
-      </w:r>
-      <w:proofErr w:type="gramEnd"/>
+        <w:t xml:space="preserve">thinking, behavior, and acts during the course of study. </w:t>
+      </w:r>
+      <w:r>
+        <w:t xml:space="preserve">I </w:t>
+      </w:r>
       <w:r>
         <w:rPr>
           <w:lang w:val="en"/>
         </w:rPr>
-        <w:t xml:space="preserve"> the development of this work and who influenced </w:t>
+        <w:t xml:space="preserve">express </w:t>
       </w:r>
       <w:r>
         <w:t xml:space="preserve">my </w:t>
@@ -1118,21 +1108,87 @@
         <w:rPr>
           <w:lang w:val="en"/>
         </w:rPr>
-        <w:t xml:space="preserve">thinking, behavior, and acts </w:t>
-      </w:r>
-      <w:proofErr w:type="gramStart"/>
-      <w:r>
-        <w:rPr>
+        <w:t>sincere gratitude to Dr. H. C. Rai, worthy Dean, MRIIRS for providing us an opportunity to undergo this project work</w:t>
+      </w:r>
+      <w:r>
+        <w:t xml:space="preserve"> </w:t>
+      </w:r>
+      <w:r>
+        <w:rPr>
+          <w:b/>
           <w:lang w:val="en"/>
         </w:rPr>
-        <w:t>during the course of</w:t>
-      </w:r>
-      <w:proofErr w:type="gramEnd"/>
-      <w:r>
+        <w:t>“Hybrid IoT and Computer Vision Framework for Real-Time Industrial Hazard Detection and Worker Safety Compliance”</w:t>
+      </w:r>
+    </w:p>
+    <w:p>
+      <w:pPr>
+        <w:jc w:val="both"/>
+        <w:rPr>
+          <w:b/>
+        </w:rPr>
+      </w:pPr>
+    </w:p>
+    <w:p>
+      <w:pPr>
+        <w:jc w:val="both"/>
         <w:rPr>
           <w:lang w:val="en"/>
         </w:rPr>
-        <w:t xml:space="preserve"> study. </w:t>
+      </w:pPr>
+      <w:r>
+        <w:t>I am</w:t>
+      </w:r>
+      <w:r>
+        <w:rPr>
+          <w:lang w:val="en"/>
+        </w:rPr>
+        <w:t xml:space="preserve"> thankful</w:t>
+      </w:r>
+      <w:r>
+        <w:t xml:space="preserve"> </w:t>
+      </w:r>
+      <w:r>
+        <w:rPr>
+          <w:lang w:val="en"/>
+        </w:rPr>
+        <w:t>to</w:t>
+      </w:r>
+      <w:r>
+        <w:t xml:space="preserve"> </w:t>
+      </w:r>
+      <w:r>
+        <w:rPr>
+          <w:lang w:val="en"/>
+        </w:rPr>
+        <w:t>“Dr.</w:t>
+      </w:r>
+      <w:r>
+        <w:t xml:space="preserve"> Umesh Dutta</w:t>
+      </w:r>
+      <w:r>
+        <w:rPr>
+          <w:lang w:val="en"/>
+        </w:rPr>
+        <w:t xml:space="preserve">, </w:t>
+      </w:r>
+      <w:r>
+        <w:t>CEO of MRIIF</w:t>
+      </w:r>
+      <w:r>
+        <w:rPr>
+          <w:lang w:val="en"/>
+        </w:rPr>
+        <w:t xml:space="preserve">” his support, cooperation, and motivation provided to </w:t>
+      </w:r>
+      <w:r>
+        <w:t xml:space="preserve">me </w:t>
+      </w:r>
+      <w:r>
+        <w:rPr>
+          <w:lang w:val="en"/>
+        </w:rPr>
+        <w:t xml:space="preserve">during the work, and for constant inspiration, presence and blessings. </w:t>
       </w:r>
       <w:r>
         <w:t xml:space="preserve">I </w:t>
@@ -1141,7 +1197,7 @@
         <w:rPr>
           <w:lang w:val="en"/>
         </w:rPr>
-        <w:t xml:space="preserve">express </w:t>
+        <w:t xml:space="preserve">also extend </w:t>
       </w:r>
       <w:r>
         <w:t xml:space="preserve">my </w:t>
@@ -1150,125 +1206,19 @@
         <w:rPr>
           <w:lang w:val="en"/>
         </w:rPr>
-        <w:t>sincere gratitude to Dr. H. C. Rai, worthy Dean, MRIIRS for providing us an opportunity to undergo this project work</w:t>
-      </w:r>
-      <w:r>
-        <w:t xml:space="preserve"> </w:t>
-      </w:r>
-      <w:r>
-        <w:rPr>
-          <w:b/>
+        <w:t>sincere appreciation to “</w:t>
+      </w:r>
+      <w:r>
+        <w:t>Dr. Abhiruchi Passi, HOD, Dept of ECE</w:t>
+      </w:r>
+      <w:r>
+        <w:rPr>
           <w:lang w:val="en"/>
         </w:rPr>
-        <w:t>“Hybrid IoT and Computer Vision Framework for Real-Time Industrial Hazard Detection and Worker Safety Compliance”</w:t>
-      </w:r>
-    </w:p>
-    <w:p>
-      <w:pPr>
-        <w:jc w:val="both"/>
-        <w:rPr>
-          <w:b/>
-        </w:rPr>
-      </w:pPr>
-    </w:p>
-    <w:p>
-      <w:pPr>
-        <w:jc w:val="both"/>
-        <w:rPr>
-          <w:lang w:val="en"/>
-        </w:rPr>
-      </w:pPr>
-      <w:r>
-        <w:t>I am</w:t>
-      </w:r>
-      <w:r>
-        <w:rPr>
-          <w:lang w:val="en"/>
-        </w:rPr>
-        <w:t xml:space="preserve"> thankful</w:t>
-      </w:r>
-      <w:r>
-        <w:t xml:space="preserve"> </w:t>
-      </w:r>
-      <w:r>
-        <w:rPr>
-          <w:lang w:val="en"/>
-        </w:rPr>
-        <w:t>to</w:t>
-      </w:r>
-      <w:r>
-        <w:t xml:space="preserve"> </w:t>
-      </w:r>
-      <w:r>
-        <w:rPr>
-          <w:lang w:val="en"/>
-        </w:rPr>
-        <w:t>“Dr.</w:t>
-      </w:r>
-      <w:r>
-        <w:t xml:space="preserve"> Umesh Dutta</w:t>
-      </w:r>
-      <w:r>
-        <w:rPr>
-          <w:lang w:val="en"/>
-        </w:rPr>
-        <w:t xml:space="preserve">, </w:t>
-      </w:r>
-      <w:r>
-        <w:t>CEO of MRIIF</w:t>
-      </w:r>
-      <w:r>
-        <w:rPr>
-          <w:lang w:val="en"/>
-        </w:rPr>
-        <w:t xml:space="preserve">” his support, cooperation, and motivation provided to </w:t>
-      </w:r>
-      <w:r>
-        <w:t xml:space="preserve">me </w:t>
-      </w:r>
-      <w:r>
-        <w:rPr>
-          <w:lang w:val="en"/>
-        </w:rPr>
-        <w:t xml:space="preserve">during the work, and for constant inspiration, presence and blessings. </w:t>
-      </w:r>
-      <w:r>
-        <w:t xml:space="preserve">I </w:t>
-      </w:r>
-      <w:r>
-        <w:rPr>
-          <w:lang w:val="en"/>
-        </w:rPr>
-        <w:t xml:space="preserve">also extend </w:t>
-      </w:r>
-      <w:r>
-        <w:t xml:space="preserve">my </w:t>
-      </w:r>
-      <w:r>
-        <w:rPr>
-          <w:lang w:val="en"/>
-        </w:rPr>
-        <w:t>sincere appreciation to “</w:t>
-      </w:r>
-      <w:r>
-        <w:t>Dr. Abhiruchi Passi, HOD, Dept of ECE</w:t>
-      </w:r>
-      <w:r>
-        <w:rPr>
-          <w:lang w:val="en"/>
-        </w:rPr>
         <w:t>”. who provided</w:t>
       </w:r>
       <w:r>
-        <w:t xml:space="preserve"> </w:t>
-      </w:r>
-      <w:proofErr w:type="gramStart"/>
-      <w:r>
-        <w:t>her</w:t>
-      </w:r>
-      <w:proofErr w:type="gramEnd"/>
-      <w:r>
-        <w:t xml:space="preserve"> </w:t>
+        <w:t xml:space="preserve"> her </w:t>
       </w:r>
       <w:r>
         <w:rPr>
@@ -2219,101 +2169,6 @@
     </w:tbl>
     <w:p>
       <w:pPr>
-        <w:spacing w:after="160" w:line="278" w:lineRule="auto"/>
-      </w:pPr>
-    </w:p>
-    <w:p>
-      <w:pPr>
-        <w:spacing w:after="160" w:line="278" w:lineRule="auto"/>
-      </w:pPr>
-    </w:p>
-    <w:p>
-      <w:pPr>
-        <w:spacing w:after="160" w:line="278" w:lineRule="auto"/>
-        <w:jc w:val="center"/>
-        <w:rPr>
-          <w:b/>
-          <w:bCs/>
-          <w:sz w:val="32"/>
-          <w:szCs w:val="32"/>
-          <w:u w:val="single"/>
-        </w:rPr>
-      </w:pPr>
-    </w:p>
-    <w:p>
-      <w:pPr>
-        <w:spacing w:after="160" w:line="278" w:lineRule="auto"/>
-        <w:jc w:val="center"/>
-        <w:rPr>
-          <w:b/>
-          <w:bCs/>
-          <w:sz w:val="32"/>
-          <w:szCs w:val="32"/>
-          <w:u w:val="single"/>
-        </w:rPr>
-      </w:pPr>
-    </w:p>
-    <w:p>
-      <w:pPr>
-        <w:spacing w:after="160" w:line="278" w:lineRule="auto"/>
-        <w:jc w:val="center"/>
-        <w:rPr>
-          <w:b/>
-          <w:bCs/>
-          <w:sz w:val="32"/>
-          <w:szCs w:val="32"/>
-          <w:u w:val="single"/>
-        </w:rPr>
-      </w:pPr>
-    </w:p>
-    <w:p>
-      <w:pPr>
-        <w:spacing w:after="160" w:line="278" w:lineRule="auto"/>
-        <w:jc w:val="center"/>
-        <w:rPr>
-          <w:b/>
-          <w:bCs/>
-          <w:sz w:val="32"/>
-          <w:szCs w:val="32"/>
-          <w:u w:val="single"/>
-        </w:rPr>
-      </w:pPr>
-    </w:p>
-    <w:p>
-      <w:pPr>
-        <w:spacing w:after="160" w:line="278" w:lineRule="auto"/>
-        <w:jc w:val="center"/>
-        <w:rPr>
-          <w:b/>
-          <w:bCs/>
-          <w:sz w:val="32"/>
-          <w:szCs w:val="32"/>
-          <w:u w:val="single"/>
-        </w:rPr>
-      </w:pPr>
-    </w:p>
-    <w:p>
-      <w:pPr>
-        <w:spacing w:after="160" w:line="278" w:lineRule="auto"/>
-      </w:pPr>
-    </w:p>
-    <w:p>
-      <w:pPr>
-        <w:spacing w:after="160" w:line="278" w:lineRule="auto"/>
-      </w:pPr>
-    </w:p>
-    <w:p>
-      <w:pPr>
-        <w:jc w:val="center"/>
-        <w:rPr>
-          <w:b/>
-          <w:bCs/>
-          <w:sz w:val="32"/>
-          <w:szCs w:val="32"/>
-          <w:u w:val="single"/>
-        </w:rPr>
-      </w:pPr>
-      <w:r>
         <w:rPr>
           <w:b/>
           <w:bCs/>
@@ -2322,6 +2177,29 @@
           <w:szCs w:val="32"/>
           <w:u w:val="single"/>
         </w:rPr>
+      </w:pPr>
+    </w:p>
+    <w:p>
+      <w:pPr>
+        <w:jc w:val="center"/>
+        <w:rPr>
+          <w:b/>
+          <w:bCs/>
+          <w:sz w:val="32"/>
+          <w:szCs w:val="32"/>
+          <w:u w:val="single"/>
+        </w:rPr>
+      </w:pPr>
+      <w:r>
+        <w:rPr>
+          <w:b/>
+          <w:bCs/>
+          <w:kern w:val="36"/>
+          <w:sz w:val="32"/>
+          <w:szCs w:val="32"/>
+          <w:u w:val="single"/>
+        </w:rPr>
+        <w:lastRenderedPageBreak/>
         <w:t xml:space="preserve">CHAPTER </w:t>
       </w:r>
       <w:r>
@@ -2450,11 +2328,7 @@
         <w:jc w:val="both"/>
       </w:pPr>
       <w:r>
-        <w:t xml:space="preserve">However, existing systems typically operate as isolated modules: IoT-only systems detect environmental anomalies but cannot recognize visual cues, whereas CV-only systems detect visual hazards but cannot sense invisible environmental threats. These fragmented systems create blind </w:t>
-      </w:r>
-      <w:r>
-        <w:lastRenderedPageBreak/>
-        <w:t>spots, increase the probability of false positives or missed detections, and fail under challenging industrial conditions such as poor lighting, occlusion, dust, and sensor drift.</w:t>
+        <w:t>However, existing systems typically operate as isolated modules: IoT-only systems detect environmental anomalies but cannot recognize visual cues, whereas CV-only systems detect visual hazards but cannot sense invisible environmental threats. These fragmented systems create blind spots, increase the probability of false positives or missed detections, and fail under challenging industrial conditions such as poor lighting, occlusion, dust, and sensor drift.</w:t>
       </w:r>
     </w:p>
     <w:p>
@@ -2515,13 +2389,24 @@
           <w:szCs w:val="28"/>
         </w:rPr>
       </w:pPr>
-      <w:r>
-        <w:rPr>
-          <w:b/>
-          <w:bCs/>
-          <w:sz w:val="28"/>
-          <w:szCs w:val="28"/>
-        </w:rPr>
+    </w:p>
+    <w:p>
+      <w:pPr>
+        <w:rPr>
+          <w:b/>
+          <w:bCs/>
+          <w:sz w:val="28"/>
+          <w:szCs w:val="28"/>
+        </w:rPr>
+      </w:pPr>
+      <w:r>
+        <w:rPr>
+          <w:b/>
+          <w:bCs/>
+          <w:sz w:val="28"/>
+          <w:szCs w:val="28"/>
+        </w:rPr>
+        <w:lastRenderedPageBreak/>
         <w:t>1.2 Problem Statement</w:t>
       </w:r>
     </w:p>
@@ -2554,17 +2439,7 @@
         <w:pStyle w:val="NormalWeb"/>
       </w:pPr>
       <w:r>
-        <w:t xml:space="preserve">There is currently no unified solution capable of integrating IoT and computer vision at the edge for comprehensive, low-latency, and privacy-preserving real-time safety monitoring. The core problem addressed in this study is the absence of a hybrid, </w:t>
-      </w:r>
-      <w:proofErr w:type="spellStart"/>
-      <w:proofErr w:type="gramStart"/>
-      <w:r>
-        <w:t>intelligeDespite</w:t>
-      </w:r>
-      <w:proofErr w:type="spellEnd"/>
-      <w:proofErr w:type="gramEnd"/>
-      <w:r>
-        <w:t xml:space="preserve"> major improvements in industrial process automation and safety standards, workplace accidents remain a persistent issue due to limitations in current monitoring mechanisms. Industrial incidents related to equipment malfunction, toxic gas leakage, thermal hazards, and unsafe human behavior continue to lead to injuries, fatalities, and significant operational disruptions. The shortcomings of existing monitoring systems include fragmented operation, lack of intelligent decision-making, high dependency on human supervision, and slow response times [1][7][12].</w:t>
+        <w:t>There is currently no unified solution capable of integrating IoT and computer vision at the edge for comprehensive, low-latency, and privacy-preserving real-time safety monitoring. The core problem addressed in this study is the absence of a hybrid, intelligeDespite major improvements in industrial process automation and safety standards, workplace accidents remain a persistent issue due to limitations in current monitoring mechanisms. Industrial incidents related to equipment malfunction, toxic gas leakage, thermal hazards, and unsafe human behavior continue to lead to injuries, fatalities, and significant operational disruptions. The shortcomings of existing monitoring systems include fragmented operation, lack of intelligent decision-making, high dependency on human supervision, and slow response times [1][7][12].</w:t>
       </w:r>
     </w:p>
     <w:p>
@@ -2572,15 +2447,7 @@
         <w:pStyle w:val="NormalWeb"/>
       </w:pPr>
       <w:r>
-        <w:t xml:space="preserve">Traditional CCTV-based systems provide video surveillance but lack automated real-time analytics. IoT-only systems can detect invisible hazards such as gas concentration changes or thermal anomalies but cannot detect PPE </w:t>
-      </w:r>
-      <w:proofErr w:type="spellStart"/>
-      <w:r>
-        <w:t>nt</w:t>
-      </w:r>
-      <w:proofErr w:type="spellEnd"/>
-      <w:r>
-        <w:t>, and efficient system capable of fusing IoT sensor data with computer vision detections to provide reliable industrial hazard identification and worker safety compliance.</w:t>
+        <w:t>Traditional CCTV-based systems provide video surveillance but lack automated real-time analytics. IoT-only systems can detect invisible hazards such as gas concentration changes or thermal anomalies but cannot detect PPE nt, and efficient system capable of fusing IoT sensor data with computer vision detections to provide reliable industrial hazard identification and worker safety compliance.</w:t>
       </w:r>
     </w:p>
     <w:p>
@@ -2667,6 +2534,7 @@
           <w:sz w:val="28"/>
           <w:szCs w:val="28"/>
         </w:rPr>
+        <w:lastRenderedPageBreak/>
         <w:t>1.3.1 Proposed Specific Objectives</w:t>
       </w:r>
     </w:p>
@@ -2789,7 +2657,6 @@
         <w:pStyle w:val="NormalWeb"/>
       </w:pPr>
       <w:r>
-        <w:lastRenderedPageBreak/>
         <w:t>4. How does edge computing contribute to reducing latency and improving system responsiveness in real-time safety monitoring?</w:t>
       </w:r>
     </w:p>
@@ -2849,7 +2716,11 @@
         <w:jc w:val="both"/>
       </w:pPr>
       <w:r>
-        <w:t>The significance of this study lies in its ability to combine IoT sensing and computer vision into a unified safety monitoring system that addresses the limitations of existing solutions. Industrial significance includes real-time detection of gas leaks, temperature anomalies, PPE violations, and unsafe worker behavior. The system enhances compliance with established safety standards including OSHA and ISO 45001 while minimizing downtime and improving workplace productivity [5][8][10].</w:t>
+        <w:t xml:space="preserve">The significance of this study lies in its ability to combine IoT sensing and computer vision into a unified safety monitoring system that addresses the limitations of existing solutions. Industrial </w:t>
+      </w:r>
+      <w:r>
+        <w:lastRenderedPageBreak/>
+        <w:t>significance includes real-time detection of gas leaks, temperature anomalies, PPE violations, and unsafe worker behavior. The system enhances compliance with established safety standards including OSHA and ISO 45001 while minimizing downtime and improving workplace productivity [5][8][10].</w:t>
       </w:r>
     </w:p>
     <w:p>
@@ -2925,6 +2796,90 @@
       <w:r>
         <w:t>This study acknowledges certain limitations. Computer vision performance may degrade under low lighting, excessive dust, occlusion, or poor camera placement. IoT sensors may suffer from sensor drift, requiring periodic calibration to maintain accuracy. Edge devices have computational and thermal constraints that may limit model complexity. Network connectivity issues can delay MQTT-based alerts. Camera-based monitoring raises privacy concerns and requires appropriate anonymization measures and ethical data handling policies [17][18].</w:t>
       </w:r>
+    </w:p>
+    <w:p>
+      <w:pPr>
+        <w:spacing w:before="100" w:beforeAutospacing="1" w:after="100" w:afterAutospacing="1"/>
+        <w:outlineLvl w:val="1"/>
+        <w:rPr>
+          <w:b/>
+          <w:bCs/>
+          <w:sz w:val="28"/>
+          <w:szCs w:val="28"/>
+        </w:rPr>
+      </w:pPr>
+    </w:p>
+    <w:p>
+      <w:pPr>
+        <w:spacing w:before="100" w:beforeAutospacing="1" w:after="100" w:afterAutospacing="1"/>
+        <w:outlineLvl w:val="1"/>
+        <w:rPr>
+          <w:b/>
+          <w:bCs/>
+          <w:sz w:val="28"/>
+          <w:szCs w:val="28"/>
+        </w:rPr>
+      </w:pPr>
+    </w:p>
+    <w:p>
+      <w:pPr>
+        <w:spacing w:before="100" w:beforeAutospacing="1" w:after="100" w:afterAutospacing="1"/>
+        <w:outlineLvl w:val="1"/>
+        <w:rPr>
+          <w:b/>
+          <w:bCs/>
+          <w:sz w:val="28"/>
+          <w:szCs w:val="28"/>
+        </w:rPr>
+      </w:pPr>
+    </w:p>
+    <w:p>
+      <w:pPr>
+        <w:spacing w:before="100" w:beforeAutospacing="1" w:after="100" w:afterAutospacing="1"/>
+        <w:outlineLvl w:val="1"/>
+        <w:rPr>
+          <w:b/>
+          <w:bCs/>
+          <w:sz w:val="28"/>
+          <w:szCs w:val="28"/>
+        </w:rPr>
+      </w:pPr>
+    </w:p>
+    <w:p>
+      <w:pPr>
+        <w:spacing w:before="100" w:beforeAutospacing="1" w:after="100" w:afterAutospacing="1"/>
+        <w:outlineLvl w:val="1"/>
+        <w:rPr>
+          <w:b/>
+          <w:bCs/>
+          <w:sz w:val="28"/>
+          <w:szCs w:val="28"/>
+        </w:rPr>
+      </w:pPr>
+    </w:p>
+    <w:p>
+      <w:pPr>
+        <w:spacing w:before="100" w:beforeAutospacing="1" w:after="100" w:afterAutospacing="1"/>
+        <w:outlineLvl w:val="1"/>
+        <w:rPr>
+          <w:b/>
+          <w:bCs/>
+          <w:sz w:val="28"/>
+          <w:szCs w:val="28"/>
+        </w:rPr>
+      </w:pPr>
+    </w:p>
+    <w:p>
+      <w:pPr>
+        <w:spacing w:before="100" w:beforeAutospacing="1" w:after="100" w:afterAutospacing="1"/>
+        <w:outlineLvl w:val="1"/>
+        <w:rPr>
+          <w:b/>
+          <w:bCs/>
+          <w:sz w:val="28"/>
+          <w:szCs w:val="28"/>
+        </w:rPr>
+      </w:pPr>
     </w:p>
     <w:p>
       <w:pPr>
@@ -3267,15 +3222,7 @@
         <w:jc w:val="both"/>
       </w:pPr>
       <w:r>
-        <w:t xml:space="preserve">Computer Vision (CV) has become a dominant technique in industrial safety automation due to advances in deep learning models such as YOLO, SSD, Faster R-CNN, and </w:t>
-      </w:r>
-      <w:proofErr w:type="spellStart"/>
-      <w:r>
-        <w:t>EfficientDet</w:t>
-      </w:r>
-      <w:proofErr w:type="spellEnd"/>
-      <w:r>
-        <w:t>. These models can identify objects, segment regions, and detect human posture and actions in real time [8][9].</w:t>
+        <w:t>Computer Vision (CV) has become a dominant technique in industrial safety automation due to advances in deep learning models such as YOLO, SSD, Faster R-CNN, and EfficientDet. These models can identify objects, segment regions, and detect human posture and actions in real time [8][9].</w:t>
       </w:r>
     </w:p>
     <w:p>
@@ -3283,7 +3230,14 @@
         <w:spacing w:before="100" w:beforeAutospacing="1" w:after="100" w:afterAutospacing="1"/>
         <w:jc w:val="both"/>
       </w:pPr>
-      <w:r>
+    </w:p>
+    <w:p>
+      <w:pPr>
+        <w:spacing w:before="100" w:beforeAutospacing="1" w:after="100" w:afterAutospacing="1"/>
+        <w:jc w:val="both"/>
+      </w:pPr>
+      <w:r>
+        <w:lastRenderedPageBreak/>
         <w:t>CV-based safety solutions include:</w:t>
       </w:r>
     </w:p>
@@ -3297,7 +3251,6 @@
         <w:jc w:val="both"/>
       </w:pPr>
       <w:r>
-        <w:lastRenderedPageBreak/>
         <w:t>Helmet, vest, glove, and boots detection</w:t>
       </w:r>
     </w:p>
@@ -3574,6 +3527,7 @@
         <w:spacing w:before="100" w:beforeAutospacing="1" w:after="100" w:afterAutospacing="1"/>
       </w:pPr>
       <w:r>
+        <w:lastRenderedPageBreak/>
         <w:t>Privacy preservation</w:t>
       </w:r>
     </w:p>
@@ -3598,7 +3552,6 @@
         <w:spacing w:before="100" w:beforeAutospacing="1" w:after="100" w:afterAutospacing="1"/>
       </w:pPr>
       <w:r>
-        <w:lastRenderedPageBreak/>
         <w:t>Higher reliability in offline scenarios</w:t>
       </w:r>
     </w:p>
@@ -3754,23 +3707,7 @@
       </w:r>
       <w:r>
         <w:br/>
-        <w:t xml:space="preserve">Researchers have evaluated YOLOv5, YOLOv7, </w:t>
-      </w:r>
-      <w:proofErr w:type="spellStart"/>
-      <w:r>
-        <w:t>MobileNet</w:t>
-      </w:r>
-      <w:proofErr w:type="spellEnd"/>
-      <w:r>
-        <w:t xml:space="preserve">-SSD, and </w:t>
-      </w:r>
-      <w:proofErr w:type="spellStart"/>
-      <w:r>
-        <w:t>EfficientDet</w:t>
-      </w:r>
-      <w:proofErr w:type="spellEnd"/>
-      <w:r>
-        <w:t xml:space="preserve"> for PPE compliance monitoring. While high accuracy is achieved in controlled lighting, performance drops significantly in real industrial conditions [20][21].</w:t>
+        <w:t>Researchers have evaluated YOLOv5, YOLOv7, MobileNet-SSD, and EfficientDet for PPE compliance monitoring. While high accuracy is achieved in controlled lighting, performance drops significantly in real industrial conditions [20][21].</w:t>
       </w:r>
     </w:p>
     <w:p>
@@ -3786,23 +3723,7 @@
       </w:r>
       <w:r>
         <w:br/>
-        <w:t xml:space="preserve">Pose-estimation models such as </w:t>
-      </w:r>
-      <w:proofErr w:type="spellStart"/>
-      <w:r>
-        <w:t>OpenPose</w:t>
-      </w:r>
-      <w:proofErr w:type="spellEnd"/>
-      <w:r>
-        <w:t xml:space="preserve"> and </w:t>
-      </w:r>
-      <w:proofErr w:type="spellStart"/>
-      <w:r>
-        <w:t>MediaPipe</w:t>
-      </w:r>
-      <w:proofErr w:type="spellEnd"/>
-      <w:r>
-        <w:t xml:space="preserve"> have been tested for identifying slips, falls, or ergonomic risks. These models achieve strong results but require substantial computational resources [22][23].</w:t>
+        <w:t>Pose-estimation models such as OpenPose and MediaPipe have been tested for identifying slips, falls, or ergonomic risks. These models achieve strong results but require substantial computational resources [22][23].</w:t>
       </w:r>
     </w:p>
     <w:p>
@@ -3818,15 +3739,18 @@
       </w:r>
       <w:r>
         <w:br/>
-        <w:t>Recent empirical studies propose IoT + CV fusion–based frameworks that outperform standalone systems, demonstrating better precision, recall, and reduced false positives. However, these systems mostly rely on cloud servers, leading to increased latency [24][25].</w:t>
-      </w:r>
-    </w:p>
-    <w:p>
-      <w:pPr>
-        <w:spacing w:before="100" w:beforeAutospacing="1" w:after="100" w:afterAutospacing="1"/>
-      </w:pPr>
+        <w:t xml:space="preserve">Recent empirical studies propose IoT + CV fusion–based frameworks that outperform standalone systems, demonstrating better precision, recall, and reduced false positives. </w:t>
+      </w:r>
       <w:r>
         <w:lastRenderedPageBreak/>
+        <w:t>However, these systems mostly rely on cloud servers, leading to increased latency [24][25].</w:t>
+      </w:r>
+    </w:p>
+    <w:p>
+      <w:pPr>
+        <w:spacing w:before="100" w:beforeAutospacing="1" w:after="100" w:afterAutospacing="1"/>
+      </w:pPr>
+      <w:r>
         <w:t>Overall, empirical literature supports hybrid multi-modal monitoring but highlights the need for edge-based, real-time, privacy-preserving solutions.</w:t>
       </w:r>
     </w:p>
@@ -3993,16 +3917,6 @@
       <w:r>
         <w:t>This chapter reviewed literature related to IoT-based environmental monitoring, deep learning–based computer vision for PPE and behavior detection, sensor–vision fusion strategies, and edge computing for real-time processing. The review highlighted limitations in existing single-modality systems and the need for a unified, intelligent, low-latency hybrid approach for industrial safety monitoring. These observed limitations and gaps form the foundation of the research presented in subsequent chapters.</w:t>
       </w:r>
-    </w:p>
-    <w:p>
-      <w:pPr>
-        <w:spacing w:before="100" w:beforeAutospacing="1" w:after="100" w:afterAutospacing="1"/>
-      </w:pPr>
-    </w:p>
-    <w:p>
-      <w:pPr>
-        <w:spacing w:before="100" w:beforeAutospacing="1" w:after="100" w:afterAutospacing="1"/>
-      </w:pPr>
     </w:p>
     <w:p>
       <w:pPr>
@@ -4773,15 +4687,7 @@
         <w:jc w:val="center"/>
       </w:pPr>
       <w:r>
-        <w:t>(</w:t>
-      </w:r>
-      <w:proofErr w:type="spellStart"/>
-      <w:r>
-        <w:t>Src</w:t>
-      </w:r>
-      <w:proofErr w:type="spellEnd"/>
-      <w:r>
-        <w:t>: https://www.ijsat.org/papers/2025/4/9165.pdf)</w:t>
+        <w:t>(Src: https://www.ijsat.org/papers/2025/4/9165.pdf)</w:t>
       </w:r>
     </w:p>
     <w:p>
@@ -5249,13 +5155,8 @@
         <w:spacing w:before="100" w:beforeAutospacing="1" w:after="100" w:afterAutospacing="1"/>
       </w:pPr>
       <w:r>
-        <w:t xml:space="preserve">Python, TensorFlow Lite, </w:t>
-      </w:r>
-      <w:proofErr w:type="spellStart"/>
-      <w:r>
-        <w:t>PyTorch</w:t>
-      </w:r>
-      <w:proofErr w:type="spellEnd"/>
+        <w:t>Python, TensorFlow Lite, PyTorch</w:t>
+      </w:r>
     </w:p>
     <w:p>
       <w:pPr>
@@ -5524,15 +5425,7 @@
         <w:spacing w:before="100" w:beforeAutospacing="1" w:after="100" w:afterAutospacing="1"/>
       </w:pPr>
       <w:r>
-        <w:t xml:space="preserve">Annotation tools such as </w:t>
-      </w:r>
-      <w:proofErr w:type="spellStart"/>
-      <w:r>
-        <w:t>LabelImg</w:t>
-      </w:r>
-      <w:proofErr w:type="spellEnd"/>
-      <w:r>
-        <w:t xml:space="preserve"> and CVAT were used for bounding boxes and key point labels. Multiple annotators validated labels to increase reliability [19].</w:t>
+        <w:t>Annotation tools such as LabelImg and CVAT were used for bounding boxes and key point labels. Multiple annotators validated labels to increase reliability [19].</w:t>
       </w:r>
     </w:p>
     <w:p/>
@@ -5649,44 +5542,15 @@
         <w:spacing w:before="100" w:beforeAutospacing="1" w:after="100" w:afterAutospacing="1"/>
       </w:pPr>
       <w:r>
-        <w:t>Final decision confidence (</w:t>
-      </w:r>
-      <w:proofErr w:type="spellStart"/>
-      <w:r>
-        <w:t>C_final</w:t>
-      </w:r>
-      <w:proofErr w:type="spellEnd"/>
-      <w:r>
-        <w:t>):</w:t>
-      </w:r>
-    </w:p>
-    <w:p>
-      <w:pPr>
-        <w:spacing w:before="100" w:beforeAutospacing="1" w:after="100" w:afterAutospacing="1"/>
-      </w:pPr>
-      <w:proofErr w:type="spellStart"/>
-      <w:r>
-        <w:t>C_final</w:t>
-      </w:r>
-      <w:proofErr w:type="spellEnd"/>
-      <w:r>
-        <w:t xml:space="preserve"> = (W_s * C_s) + (</w:t>
-      </w:r>
-      <w:proofErr w:type="spellStart"/>
-      <w:r>
-        <w:t>W_v</w:t>
-      </w:r>
-      <w:proofErr w:type="spellEnd"/>
-      <w:r>
-        <w:t xml:space="preserve"> * </w:t>
-      </w:r>
-      <w:proofErr w:type="spellStart"/>
-      <w:r>
-        <w:t>C_v</w:t>
-      </w:r>
-      <w:proofErr w:type="spellEnd"/>
-      <w:r>
-        <w:t>)</w:t>
+        <w:t>Final decision confidence (C_final):</w:t>
+      </w:r>
+    </w:p>
+    <w:p>
+      <w:pPr>
+        <w:spacing w:before="100" w:beforeAutospacing="1" w:after="100" w:afterAutospacing="1"/>
+      </w:pPr>
+      <w:r>
+        <w:t>C_final = (W_s * C_s) + (W_v * C_v)</w:t>
       </w:r>
     </w:p>
     <w:p>
@@ -5717,13 +5581,8 @@
         </w:numPr>
         <w:spacing w:before="100" w:beforeAutospacing="1" w:after="100" w:afterAutospacing="1"/>
       </w:pPr>
-      <w:proofErr w:type="spellStart"/>
-      <w:r>
-        <w:t>C_v</w:t>
-      </w:r>
-      <w:proofErr w:type="spellEnd"/>
-      <w:r>
-        <w:t xml:space="preserve"> = Vision detection confidence</w:t>
+      <w:r>
+        <w:t>C_v = Vision detection confidence</w:t>
       </w:r>
     </w:p>
     <w:p>
@@ -5735,15 +5594,7 @@
         <w:spacing w:before="100" w:beforeAutospacing="1" w:after="100" w:afterAutospacing="1"/>
       </w:pPr>
       <w:r>
-        <w:t xml:space="preserve">W_s, </w:t>
-      </w:r>
-      <w:proofErr w:type="spellStart"/>
-      <w:r>
-        <w:t>W_v</w:t>
-      </w:r>
-      <w:proofErr w:type="spellEnd"/>
-      <w:r>
-        <w:t xml:space="preserve"> = modality weights</w:t>
+        <w:t>W_s, W_v = modality weights</w:t>
       </w:r>
     </w:p>
     <w:p>
@@ -6667,15 +6518,7 @@
         <w:spacing w:before="100" w:beforeAutospacing="1" w:after="100" w:afterAutospacing="1"/>
       </w:pPr>
       <w:r>
-        <w:t xml:space="preserve">A critical aspect of hardware implementation </w:t>
-      </w:r>
-      <w:proofErr w:type="gramStart"/>
-      <w:r>
-        <w:t>involved</w:t>
-      </w:r>
-      <w:proofErr w:type="gramEnd"/>
-      <w:r>
-        <w:t xml:space="preserve"> ensuring reliable communication between components. Serial communication and Wi-Fi-based transmission were used to ensure continuous data flow. Sensor calibration was performed using baseline measurements to minimize drift and improve accuracy. Power management was also considered, particularly for long-term deployment scenarios.</w:t>
+        <w:t>A critical aspect of hardware implementation involved ensuring reliable communication between components. Serial communication and Wi-Fi-based transmission were used to ensure continuous data flow. Sensor calibration was performed using baseline measurements to minimize drift and improve accuracy. Power management was also considered, particularly for long-term deployment scenarios.</w:t>
       </w:r>
     </w:p>
     <w:p>
@@ -6713,13 +6556,26 @@
           <w:szCs w:val="28"/>
         </w:rPr>
       </w:pPr>
-      <w:r>
-        <w:rPr>
-          <w:b/>
-          <w:bCs/>
-          <w:sz w:val="28"/>
-          <w:szCs w:val="28"/>
-        </w:rPr>
+    </w:p>
+    <w:p>
+      <w:pPr>
+        <w:spacing w:before="100" w:beforeAutospacing="1" w:after="100" w:afterAutospacing="1"/>
+        <w:outlineLvl w:val="1"/>
+        <w:rPr>
+          <w:b/>
+          <w:bCs/>
+          <w:sz w:val="28"/>
+          <w:szCs w:val="28"/>
+        </w:rPr>
+      </w:pPr>
+      <w:r>
+        <w:rPr>
+          <w:b/>
+          <w:bCs/>
+          <w:sz w:val="28"/>
+          <w:szCs w:val="28"/>
+        </w:rPr>
+        <w:lastRenderedPageBreak/>
         <w:t>4.3 Software Architecture</w:t>
       </w:r>
     </w:p>
@@ -6728,7 +6584,6 @@
         <w:spacing w:before="100" w:beforeAutospacing="1" w:after="100" w:afterAutospacing="1"/>
       </w:pPr>
       <w:r>
-        <w:lastRenderedPageBreak/>
         <w:t>The software system was designed as a multi-threaded pipeline to handle parallel processing of sensor and vision data. The architecture consists of independent modules running concurrently to ensure real-time performance.</w:t>
       </w:r>
     </w:p>
@@ -7132,100 +6987,39 @@
                           </w:p>
                           <w:p>
                             <w:r>
-                              <w:t xml:space="preserve">import </w:t>
-                            </w:r>
-                            <w:proofErr w:type="spellStart"/>
-                            <w:r>
-                              <w:t>json</w:t>
-                            </w:r>
-                            <w:proofErr w:type="spellEnd"/>
-                          </w:p>
-                          <w:p/>
-                          <w:p>
-                            <w:r>
-                              <w:t xml:space="preserve">class </w:t>
-                            </w:r>
-                            <w:proofErr w:type="spellStart"/>
-                            <w:r>
-                              <w:t>SensorModule</w:t>
-                            </w:r>
-                            <w:proofErr w:type="spellEnd"/>
-                            <w:r>
-                              <w:t>:</w:t>
-                            </w:r>
-                          </w:p>
-                          <w:p>
-                            <w:r>
-                              <w:t xml:space="preserve">    def __</w:t>
-                            </w:r>
-                            <w:proofErr w:type="spellStart"/>
-                            <w:r>
-                              <w:t>init</w:t>
-                            </w:r>
-                            <w:proofErr w:type="spellEnd"/>
-                            <w:r>
-                              <w:t>__(self, port):</w:t>
-                            </w:r>
-                          </w:p>
-                          <w:p>
-                            <w:r>
-                              <w:t xml:space="preserve">        </w:t>
-                            </w:r>
-                            <w:proofErr w:type="spellStart"/>
-                            <w:r>
-                              <w:t>self.serial_port</w:t>
-                            </w:r>
-                            <w:proofErr w:type="spellEnd"/>
-                            <w:r>
-                              <w:t xml:space="preserve"> = </w:t>
-                            </w:r>
-                            <w:proofErr w:type="spellStart"/>
-                            <w:r>
-                              <w:t>serial.Serial</w:t>
-                            </w:r>
-                            <w:proofErr w:type="spellEnd"/>
-                            <w:r>
-                              <w:t>(port, 115200)</w:t>
-                            </w:r>
-                          </w:p>
-                          <w:p>
-                            <w:r>
-                              <w:t xml:space="preserve">        </w:t>
-                            </w:r>
-                            <w:proofErr w:type="spellStart"/>
-                            <w:r>
-                              <w:t>self.data</w:t>
-                            </w:r>
-                            <w:proofErr w:type="spellEnd"/>
-                            <w:r>
-                              <w:t xml:space="preserve"> = {}</w:t>
+                              <w:t>import json</w:t>
                             </w:r>
                           </w:p>
                           <w:p/>
                           <w:p>
                             <w:r>
-                              <w:t xml:space="preserve">    def </w:t>
-                            </w:r>
-                            <w:proofErr w:type="spellStart"/>
-                            <w:r>
-                              <w:t>read_sensor</w:t>
-                            </w:r>
-                            <w:proofErr w:type="spellEnd"/>
-                            <w:r>
-                              <w:t>(self):</w:t>
+                              <w:t>class SensorModule:</w:t>
                             </w:r>
                           </w:p>
                           <w:p>
                             <w:r>
-                              <w:t xml:space="preserve">        line = </w:t>
+                              <w:t xml:space="preserve">    def __init__(self, port):</w:t>
                             </w:r>
-                            <w:proofErr w:type="spellStart"/>
+                          </w:p>
+                          <w:p>
                             <w:r>
-                              <w:t>self.serial_port.readline</w:t>
+                              <w:t xml:space="preserve">        self.serial_port = serial.Serial(port, 115200)</w:t>
                             </w:r>
-                            <w:proofErr w:type="spellEnd"/>
+                          </w:p>
+                          <w:p>
                             <w:r>
-                              <w:t>().decode().strip()</w:t>
+                              <w:t xml:space="preserve">        self.data = {}</w:t>
+                            </w:r>
+                          </w:p>
+                          <w:p/>
+                          <w:p>
+                            <w:r>
+                              <w:t xml:space="preserve">    def read_sensor(self):</w:t>
+                            </w:r>
+                          </w:p>
+                          <w:p>
+                            <w:r>
+                              <w:t xml:space="preserve">        line = self.serial_port.readline().decode().strip()</w:t>
                             </w:r>
                           </w:p>
                           <w:p>
@@ -7235,23 +7029,7 @@
                           </w:p>
                           <w:p>
                             <w:r>
-                              <w:t xml:space="preserve">            </w:t>
-                            </w:r>
-                            <w:proofErr w:type="spellStart"/>
-                            <w:r>
-                              <w:t>self.data</w:t>
-                            </w:r>
-                            <w:proofErr w:type="spellEnd"/>
-                            <w:r>
-                              <w:t xml:space="preserve"> = </w:t>
-                            </w:r>
-                            <w:proofErr w:type="spellStart"/>
-                            <w:r>
-                              <w:t>json.loads</w:t>
-                            </w:r>
-                            <w:proofErr w:type="spellEnd"/>
-                            <w:r>
-                              <w:t>(line)</w:t>
+                              <w:t xml:space="preserve">            self.data = json.loads(line)</w:t>
                             </w:r>
                           </w:p>
                           <w:p>
@@ -7266,13 +7044,8 @@
                           </w:p>
                           <w:p>
                             <w:r>
-                              <w:t xml:space="preserve">        return </w:t>
+                              <w:t xml:space="preserve">        return self.data</w:t>
                             </w:r>
-                            <w:proofErr w:type="spellStart"/>
-                            <w:r>
-                              <w:t>self.data</w:t>
-                            </w:r>
-                            <w:proofErr w:type="spellEnd"/>
                           </w:p>
                           <w:p/>
                           <w:p>
@@ -7288,55 +7061,23 @@
                           <w:p/>
                           <w:p>
                             <w:r>
-                              <w:t xml:space="preserve">        if </w:t>
-                            </w:r>
-                            <w:proofErr w:type="spellStart"/>
-                            <w:r>
-                              <w:t>self.data.get</w:t>
-                            </w:r>
-                            <w:proofErr w:type="spellEnd"/>
-                            <w:r>
-                              <w:t>("gas", 0) &gt; 400:</w:t>
+                              <w:t xml:space="preserve">        if self.data.get("gas", 0) &gt; 400:</w:t>
                             </w:r>
                           </w:p>
                           <w:p>
                             <w:r>
-                              <w:t xml:space="preserve">            </w:t>
-                            </w:r>
-                            <w:proofErr w:type="spellStart"/>
-                            <w:r>
-                              <w:t>alerts.append</w:t>
-                            </w:r>
-                            <w:proofErr w:type="spellEnd"/>
-                            <w:r>
-                              <w:t>("GAS_LEAK")</w:t>
+                              <w:t xml:space="preserve">            alerts.append("GAS_LEAK")</w:t>
                             </w:r>
                           </w:p>
                           <w:p/>
                           <w:p>
                             <w:r>
-                              <w:t xml:space="preserve">        if </w:t>
-                            </w:r>
-                            <w:proofErr w:type="spellStart"/>
-                            <w:r>
-                              <w:t>self.data.get</w:t>
-                            </w:r>
-                            <w:proofErr w:type="spellEnd"/>
-                            <w:r>
-                              <w:t>("temp", 0) &gt; 50:</w:t>
+                              <w:t xml:space="preserve">        if self.data.get("temp", 0) &gt; 50:</w:t>
                             </w:r>
                           </w:p>
                           <w:p>
                             <w:r>
-                              <w:t xml:space="preserve">            </w:t>
-                            </w:r>
-                            <w:proofErr w:type="spellStart"/>
-                            <w:r>
-                              <w:t>alerts.append</w:t>
-                            </w:r>
-                            <w:proofErr w:type="spellEnd"/>
-                            <w:r>
-                              <w:t>("HIGH_TEMP")</w:t>
+                              <w:t xml:space="preserve">            alerts.append("HIGH_TEMP")</w:t>
                             </w:r>
                           </w:p>
                           <w:p/>
@@ -7916,175 +7657,55 @@
                         <w:txbxContent>
                           <w:p>
                             <w:r>
-                              <w:t xml:space="preserve">class </w:t>
-                            </w:r>
-                            <w:proofErr w:type="spellStart"/>
-                            <w:r>
-                              <w:t>FusionEngine</w:t>
-                            </w:r>
-                            <w:proofErr w:type="spellEnd"/>
-                            <w:r>
-                              <w:t>:</w:t>
+                              <w:t>class FusionEngine:</w:t>
                             </w:r>
                           </w:p>
                           <w:p>
                             <w:r>
-                              <w:t xml:space="preserve">    def __</w:t>
-                            </w:r>
-                            <w:proofErr w:type="spellStart"/>
-                            <w:r>
-                              <w:t>init</w:t>
-                            </w:r>
-                            <w:proofErr w:type="spellEnd"/>
-                            <w:r>
-                              <w:t>__(self):</w:t>
+                              <w:t xml:space="preserve">    def __init__(self):</w:t>
                             </w:r>
                           </w:p>
                           <w:p>
                             <w:r>
-                              <w:t xml:space="preserve">        </w:t>
-                            </w:r>
-                            <w:proofErr w:type="spellStart"/>
-                            <w:r>
-                              <w:t>self.weights</w:t>
-                            </w:r>
-                            <w:proofErr w:type="spellEnd"/>
-                            <w:r>
-                              <w:t xml:space="preserve"> = {"sensor": 0.6, "vision": 0.4}</w:t>
+                              <w:t xml:space="preserve">        self.weights = {"sensor": 0.6, "vision": 0.4}</w:t>
                             </w:r>
                           </w:p>
                           <w:p/>
                           <w:p>
                             <w:r>
-                              <w:t xml:space="preserve">    def </w:t>
-                            </w:r>
-                            <w:proofErr w:type="spellStart"/>
-                            <w:r>
-                              <w:t>compute_confidence</w:t>
-                            </w:r>
-                            <w:proofErr w:type="spellEnd"/>
-                            <w:r>
-                              <w:t xml:space="preserve">(self, </w:t>
-                            </w:r>
-                            <w:proofErr w:type="spellStart"/>
-                            <w:r>
-                              <w:t>sensor_score</w:t>
-                            </w:r>
-                            <w:proofErr w:type="spellEnd"/>
-                            <w:r>
-                              <w:t xml:space="preserve">, </w:t>
-                            </w:r>
-                            <w:proofErr w:type="spellStart"/>
-                            <w:r>
-                              <w:t>vision_score</w:t>
-                            </w:r>
-                            <w:proofErr w:type="spellEnd"/>
-                            <w:r>
-                              <w:t>):</w:t>
+                              <w:t xml:space="preserve">    def compute_confidence(self, sensor_score, vision_score):</w:t>
                             </w:r>
                           </w:p>
                           <w:p>
                             <w:r>
-                              <w:t xml:space="preserve">        return (</w:t>
-                            </w:r>
-                            <w:proofErr w:type="spellStart"/>
-                            <w:r>
-                              <w:t>self.weights</w:t>
-                            </w:r>
-                            <w:proofErr w:type="spellEnd"/>
-                            <w:r>
-                              <w:t xml:space="preserve">["sensor"] * </w:t>
-                            </w:r>
-                            <w:proofErr w:type="spellStart"/>
-                            <w:r>
-                              <w:t>sensor_score</w:t>
-                            </w:r>
-                            <w:proofErr w:type="spellEnd"/>
-                            <w:r>
-                              <w:t xml:space="preserve"> +</w:t>
+                              <w:t xml:space="preserve">        return (self.weights["sensor"] * sensor_score +</w:t>
                             </w:r>
                           </w:p>
                           <w:p>
                             <w:r>
-                              <w:t xml:space="preserve">                </w:t>
-                            </w:r>
-                            <w:proofErr w:type="spellStart"/>
-                            <w:r>
-                              <w:t>self.weights</w:t>
-                            </w:r>
-                            <w:proofErr w:type="spellEnd"/>
-                            <w:r>
-                              <w:t xml:space="preserve">["vision"] * </w:t>
-                            </w:r>
-                            <w:proofErr w:type="spellStart"/>
-                            <w:r>
-                              <w:t>vision_score</w:t>
-                            </w:r>
-                            <w:proofErr w:type="spellEnd"/>
-                            <w:r>
-                              <w:t>)</w:t>
+                              <w:t xml:space="preserve">                self.weights["vision"] * vision_score)</w:t>
                             </w:r>
                           </w:p>
                           <w:p/>
                           <w:p>
                             <w:r>
-                              <w:t xml:space="preserve">    def decide(self, </w:t>
-                            </w:r>
-                            <w:proofErr w:type="spellStart"/>
-                            <w:r>
-                              <w:t>sensor_alerts</w:t>
-                            </w:r>
-                            <w:proofErr w:type="spellEnd"/>
-                            <w:r>
-                              <w:t xml:space="preserve">, </w:t>
-                            </w:r>
-                            <w:proofErr w:type="spellStart"/>
-                            <w:r>
-                              <w:t>vision_detections</w:t>
-                            </w:r>
-                            <w:proofErr w:type="spellEnd"/>
-                            <w:r>
-                              <w:t>):</w:t>
+                              <w:t xml:space="preserve">    def decide(self, sensor_alerts, vision_detections):</w:t>
                             </w:r>
                           </w:p>
                           <w:p>
                             <w:r>
-                              <w:t xml:space="preserve">        </w:t>
-                            </w:r>
-                            <w:proofErr w:type="spellStart"/>
-                            <w:r>
-                              <w:t>risk_level</w:t>
-                            </w:r>
-                            <w:proofErr w:type="spellEnd"/>
-                            <w:r>
-                              <w:t xml:space="preserve"> = "LOW"</w:t>
+                              <w:t xml:space="preserve">        risk_level = "LOW"</w:t>
                             </w:r>
                           </w:p>
                           <w:p/>
                           <w:p>
                             <w:r>
-                              <w:t xml:space="preserve">        if "GAS_LEAK" in </w:t>
-                            </w:r>
-                            <w:proofErr w:type="spellStart"/>
-                            <w:r>
-                              <w:t>sensor_alerts</w:t>
-                            </w:r>
-                            <w:proofErr w:type="spellEnd"/>
-                            <w:r>
-                              <w:t>:</w:t>
+                              <w:t xml:space="preserve">        if "GAS_LEAK" in sensor_alerts:</w:t>
                             </w:r>
                           </w:p>
                           <w:p>
                             <w:r>
-                              <w:t xml:space="preserve">            for det in </w:t>
-                            </w:r>
-                            <w:proofErr w:type="spellStart"/>
-                            <w:r>
-                              <w:t>vision_detections</w:t>
-                            </w:r>
-                            <w:proofErr w:type="spellEnd"/>
-                            <w:r>
-                              <w:t>:</w:t>
+                              <w:t xml:space="preserve">            for det in vision_detections:</w:t>
                             </w:r>
                           </w:p>
                           <w:p>
@@ -8100,15 +7721,7 @@
                           <w:p/>
                           <w:p>
                             <w:r>
-                              <w:t xml:space="preserve">        if any(det["class"] == "FALL" for det in </w:t>
-                            </w:r>
-                            <w:proofErr w:type="spellStart"/>
-                            <w:r>
-                              <w:t>vision_detections</w:t>
-                            </w:r>
-                            <w:proofErr w:type="spellEnd"/>
-                            <w:r>
-                              <w:t>):</w:t>
+                              <w:t xml:space="preserve">        if any(det["class"] == "FALL" for det in vision_detections):</w:t>
                             </w:r>
                           </w:p>
                           <w:p>
@@ -8119,13 +7732,8 @@
                           <w:p/>
                           <w:p>
                             <w:r>
-                              <w:t xml:space="preserve">        return </w:t>
+                              <w:t xml:space="preserve">        return risk_level</w:t>
                             </w:r>
-                            <w:proofErr w:type="spellStart"/>
-                            <w:r>
-                              <w:t>risk_level</w:t>
-                            </w:r>
-                            <w:proofErr w:type="spellEnd"/>
                           </w:p>
                         </w:txbxContent>
                       </wps:txbx>
@@ -8607,8 +8215,7 @@
     </w:p>
     <w:p>
       <w:pPr>
-        <w:spacing w:after="160" w:line="278" w:lineRule="auto"/>
-        <w:jc w:val="center"/>
+        <w:spacing w:before="100" w:beforeAutospacing="1" w:after="100" w:afterAutospacing="1"/>
         <w:rPr>
           <w:b/>
           <w:bCs/>
@@ -8722,41 +8329,17 @@
                         <w:txbxContent>
                           <w:p>
                             <w:r>
-                              <w:t xml:space="preserve">vision = </w:t>
-                            </w:r>
-                            <w:proofErr w:type="spellStart"/>
-                            <w:r>
-                              <w:t>VisionSystem</w:t>
-                            </w:r>
-                            <w:proofErr w:type="spellEnd"/>
-                            <w:r>
-                              <w:t>("model.pt")</w:t>
+                              <w:t>vision = VisionSystem("model.pt")</w:t>
                             </w:r>
                           </w:p>
                           <w:p>
                             <w:r>
-                              <w:t xml:space="preserve">sensor = </w:t>
-                            </w:r>
-                            <w:proofErr w:type="spellStart"/>
-                            <w:r>
-                              <w:t>SensorModule</w:t>
-                            </w:r>
-                            <w:proofErr w:type="spellEnd"/>
-                            <w:r>
-                              <w:t>("/dev/ttyUSB0")</w:t>
+                              <w:t>sensor = SensorModule("/dev/ttyUSB0")</w:t>
                             </w:r>
                           </w:p>
                           <w:p>
                             <w:r>
-                              <w:t xml:space="preserve">fusion = </w:t>
-                            </w:r>
-                            <w:proofErr w:type="spellStart"/>
-                            <w:r>
-                              <w:t>FusionEngine</w:t>
-                            </w:r>
-                            <w:proofErr w:type="spellEnd"/>
-                            <w:r>
-                              <w:t>()</w:t>
+                              <w:t>fusion = FusionEngine()</w:t>
                             </w:r>
                           </w:p>
                           <w:p/>
@@ -8767,93 +8350,24 @@
                           </w:p>
                           <w:p>
                             <w:r>
-                              <w:t xml:space="preserve">    </w:t>
-                            </w:r>
-                            <w:proofErr w:type="spellStart"/>
-                            <w:r>
-                              <w:t>sensor_data</w:t>
-                            </w:r>
-                            <w:proofErr w:type="spellEnd"/>
-                            <w:r>
-                              <w:t xml:space="preserve"> = </w:t>
-                            </w:r>
-                            <w:proofErr w:type="spellStart"/>
-                            <w:r>
-                              <w:t>sensor.read_sensor</w:t>
-                            </w:r>
-                            <w:proofErr w:type="spellEnd"/>
-                            <w:r>
-                              <w:t>()</w:t>
+                              <w:t xml:space="preserve">    sensor_data = sensor.read_sensor()</w:t>
                             </w:r>
                           </w:p>
                           <w:p>
                             <w:r>
-                              <w:t xml:space="preserve">    </w:t>
-                            </w:r>
-                            <w:proofErr w:type="spellStart"/>
-                            <w:r>
-                              <w:t>sensor_alerts</w:t>
-                            </w:r>
-                            <w:proofErr w:type="spellEnd"/>
-                            <w:r>
-                              <w:t xml:space="preserve"> = </w:t>
-                            </w:r>
-                            <w:proofErr w:type="spellStart"/>
-                            <w:r>
-                              <w:t>sensor.analyze</w:t>
-                            </w:r>
-                            <w:proofErr w:type="spellEnd"/>
-                            <w:r>
-                              <w:t>()</w:t>
+                              <w:t xml:space="preserve">    sensor_alerts = sensor.analyze()</w:t>
                             </w:r>
                           </w:p>
                           <w:p/>
                           <w:p>
                             <w:r>
-                              <w:t xml:space="preserve">    </w:t>
+                              <w:t xml:space="preserve">    vision_detections = vision.current_detections</w:t>
                             </w:r>
-                            <w:proofErr w:type="spellStart"/>
-                            <w:r>
-                              <w:t>vision_detections</w:t>
-                            </w:r>
-                            <w:proofErr w:type="spellEnd"/>
-                            <w:r>
-                              <w:t xml:space="preserve"> = </w:t>
-                            </w:r>
-                            <w:proofErr w:type="spellStart"/>
-                            <w:r>
-                              <w:t>vision.current_detections</w:t>
-                            </w:r>
-                            <w:proofErr w:type="spellEnd"/>
                           </w:p>
                           <w:p/>
                           <w:p>
                             <w:r>
-                              <w:t xml:space="preserve">    decision = </w:t>
-                            </w:r>
-                            <w:proofErr w:type="spellStart"/>
-                            <w:r>
-                              <w:t>fusion.decide</w:t>
-                            </w:r>
-                            <w:proofErr w:type="spellEnd"/>
-                            <w:r>
-                              <w:t>(</w:t>
-                            </w:r>
-                            <w:proofErr w:type="spellStart"/>
-                            <w:r>
-                              <w:t>sensor_alerts</w:t>
-                            </w:r>
-                            <w:proofErr w:type="spellEnd"/>
-                            <w:r>
-                              <w:t xml:space="preserve">, </w:t>
-                            </w:r>
-                            <w:proofErr w:type="spellStart"/>
-                            <w:r>
-                              <w:t>vision_detections</w:t>
-                            </w:r>
-                            <w:proofErr w:type="spellEnd"/>
-                            <w:r>
-                              <w:t>)</w:t>
+                              <w:t xml:space="preserve">    decision = fusion.decide(sensor_alerts, vision_detections)</w:t>
                             </w:r>
                           </w:p>
                           <w:p/>
@@ -9249,39 +8763,15 @@
       </w:pPr>
       <w:r>
         <w:lastRenderedPageBreak/>
-        <w:t xml:space="preserve">As a result, the vision module may successfully detect the presence of a worker (classified as “person”) but fails to identify PPE compliance or violations. Consequently, the fusion engine does not receive sufficient semantic information to classify PPE-related risks, leading to outputs that may </w:t>
-      </w:r>
-      <w:proofErr w:type="gramStart"/>
-      <w:r>
-        <w:t>appear as</w:t>
-      </w:r>
-      <w:proofErr w:type="gramEnd"/>
-      <w:r>
-        <w:t xml:space="preserve"> zero or inactive for PPE conditions.</w:t>
-      </w:r>
-    </w:p>
-    <w:p>
-      <w:pPr>
-        <w:spacing w:before="100" w:beforeAutospacing="1" w:after="100" w:afterAutospacing="1"/>
-      </w:pPr>
-      <w:r>
-        <w:t>Another contributing factor is the reliance on label-specific logic within the fusion engine. The decision-making rules are designed to trigger alerts when specific labels, such as “</w:t>
-      </w:r>
-      <w:proofErr w:type="spellStart"/>
-      <w:r>
-        <w:t>no_helmet</w:t>
-      </w:r>
-      <w:proofErr w:type="spellEnd"/>
-      <w:r>
-        <w:t>” or “</w:t>
-      </w:r>
-      <w:proofErr w:type="spellStart"/>
-      <w:r>
-        <w:t>without_helmet</w:t>
-      </w:r>
-      <w:proofErr w:type="spellEnd"/>
-      <w:r>
-        <w:t>,” are detected. In the absence of these labels, even valid detections (e.g., “person”) do not contribute to PPE violation detection. This highlights the dependency of the system’s performance on the availability of correctly trained and labeled models.</w:t>
+        <w:t>As a result, the vision module may successfully detect the presence of a worker (classified as “person”) but fails to identify PPE compliance or violations. Consequently, the fusion engine does not receive sufficient semantic information to classify PPE-related risks, leading to outputs that may appear as zero or inactive for PPE conditions.</w:t>
+      </w:r>
+    </w:p>
+    <w:p>
+      <w:pPr>
+        <w:spacing w:before="100" w:beforeAutospacing="1" w:after="100" w:afterAutospacing="1"/>
+      </w:pPr>
+      <w:r>
+        <w:t>Another contributing factor is the reliance on label-specific logic within the fusion engine. The decision-making rules are designed to trigger alerts when specific labels, such as “no_helmet” or “without_helmet,” are detected. In the absence of these labels, even valid detections (e.g., “person”) do not contribute to PPE violation detection. This highlights the dependency of the system’s performance on the availability of correctly trained and labeled models.</w:t>
       </w:r>
     </w:p>
     <w:p>
@@ -9741,17 +9231,7 @@
           <w:u w:val="single"/>
         </w:rPr>
         <w:lastRenderedPageBreak/>
-        <w:t xml:space="preserve">CHAPTER 6: </w:t>
-      </w:r>
-      <w:r>
-        <w:rPr>
-          <w:b/>
-          <w:bCs/>
-          <w:sz w:val="32"/>
-          <w:szCs w:val="32"/>
-          <w:u w:val="single"/>
-        </w:rPr>
-        <w:t>Conclusions</w:t>
+        <w:t>CHAPTER 6: Conclusions</w:t>
       </w:r>
     </w:p>
     <w:p>
@@ -9916,15 +9396,7 @@
         <w:jc w:val="center"/>
       </w:pPr>
       <w:r>
-        <w:t>(</w:t>
-      </w:r>
-      <w:proofErr w:type="spellStart"/>
-      <w:r>
-        <w:t>Src</w:t>
-      </w:r>
-      <w:proofErr w:type="spellEnd"/>
-      <w:r>
-        <w:t xml:space="preserve"> : https://sharpml.com/ai-for-construction-061720/)</w:t>
+        <w:t>(Src : https://sharpml.com/ai-for-construction-061720/)</w:t>
       </w:r>
     </w:p>
     <w:p/>
@@ -10365,17 +9837,7 @@
           <w:u w:val="single"/>
         </w:rPr>
         <w:lastRenderedPageBreak/>
-        <w:t xml:space="preserve">CHAPTER 8: </w:t>
-      </w:r>
-      <w:r>
-        <w:rPr>
-          <w:b/>
-          <w:bCs/>
-          <w:sz w:val="32"/>
-          <w:szCs w:val="32"/>
-          <w:u w:val="single"/>
-        </w:rPr>
-        <w:t>Suggestions and Future Scope</w:t>
+        <w:t>CHAPTER 8: Suggestions and Future Scope</w:t>
       </w:r>
     </w:p>
     <w:p>
@@ -10518,17 +9980,7 @@
           <w:u w:val="single"/>
         </w:rPr>
         <w:lastRenderedPageBreak/>
-        <w:t xml:space="preserve">CHAPTER 9: </w:t>
-      </w:r>
-      <w:r>
-        <w:rPr>
-          <w:b/>
-          <w:bCs/>
-          <w:sz w:val="32"/>
-          <w:szCs w:val="32"/>
-          <w:u w:val="single"/>
-        </w:rPr>
-        <w:t>References / Bibliography</w:t>
+        <w:t>CHAPTER 9: References / Bibliography</w:t>
       </w:r>
     </w:p>
     <w:p>
@@ -10559,15 +10011,9 @@
         </w:numPr>
         <w:spacing w:after="160" w:line="278" w:lineRule="auto"/>
       </w:pPr>
-      <w:proofErr w:type="spellStart"/>
-      <w:r>
-        <w:t>Awalgaonkar</w:t>
-      </w:r>
-      <w:proofErr w:type="spellEnd"/>
-      <w:r>
-        <w:t xml:space="preserve">, N.M., Zheng, H., Gurciullo, C.S., “DEEVA: A Deep Learning and IoT Based Computer Vision System to Address Safety in Industrial Sites,” </w:t>
-      </w:r>
-      <w:proofErr w:type="spellStart"/>
+      <w:r>
+        <w:t xml:space="preserve">Awalgaonkar, N.M., Zheng, H., Gurciullo, C.S., “DEEVA: A Deep Learning and IoT Based Computer Vision System to Address Safety in Industrial Sites,” </w:t>
+      </w:r>
       <w:r>
         <w:rPr>
           <w:i/>
@@ -10575,7 +10021,6 @@
         </w:rPr>
         <w:t>arXiv</w:t>
       </w:r>
-      <w:proofErr w:type="spellEnd"/>
       <w:r>
         <w:t>, 2020.</w:t>
       </w:r>
@@ -10589,17 +10034,8 @@
         <w:spacing w:after="160" w:line="278" w:lineRule="auto"/>
       </w:pPr>
       <w:r>
-        <w:t>Wu, J., Wu, S., Ma, Y., “</w:t>
-      </w:r>
-      <w:proofErr w:type="spellStart"/>
-      <w:r>
-        <w:t>MonitorVLM</w:t>
-      </w:r>
-      <w:proofErr w:type="spellEnd"/>
-      <w:r>
-        <w:t xml:space="preserve">: A Vision-Language Framework for Safety Violation Detection in Mining Operations,” </w:t>
-      </w:r>
-      <w:proofErr w:type="spellStart"/>
+        <w:t xml:space="preserve">Wu, J., Wu, S., Ma, Y., “MonitorVLM: A Vision-Language Framework for Safety Violation Detection in Mining Operations,” </w:t>
+      </w:r>
       <w:r>
         <w:rPr>
           <w:i/>
@@ -10607,7 +10043,6 @@
         </w:rPr>
         <w:t>arXiv</w:t>
       </w:r>
-      <w:proofErr w:type="spellEnd"/>
       <w:r>
         <w:t>, 2025.</w:t>
       </w:r>
@@ -10623,7 +10058,6 @@
       <w:r>
         <w:t xml:space="preserve">Khandelwal, P., Khandelwal, A., Agarwal, S., “Using Computer Vision to Enhance Safety of Workforce in Manufacturing Industries,” </w:t>
       </w:r>
-      <w:proofErr w:type="spellStart"/>
       <w:r>
         <w:rPr>
           <w:i/>
@@ -10631,7 +10065,6 @@
         </w:rPr>
         <w:t>arXiv</w:t>
       </w:r>
-      <w:proofErr w:type="spellEnd"/>
       <w:r>
         <w:t>, 2020.</w:t>
       </w:r>
@@ -10647,7 +10080,6 @@
       <w:r>
         <w:t xml:space="preserve">Eiffert, S., Wendel, A., Colborne-Veel, P., “Toolbox Spotter: A Computer Vision System for Real-World Situational Awareness in Heavy Industries,” </w:t>
       </w:r>
-      <w:proofErr w:type="spellStart"/>
       <w:r>
         <w:rPr>
           <w:i/>
@@ -10655,7 +10087,6 @@
         </w:rPr>
         <w:t>arXiv</w:t>
       </w:r>
-      <w:proofErr w:type="spellEnd"/>
       <w:r>
         <w:t>, 2021.</w:t>
       </w:r>
@@ -10668,13 +10099,8 @@
         </w:numPr>
         <w:spacing w:after="160" w:line="278" w:lineRule="auto"/>
       </w:pPr>
-      <w:proofErr w:type="spellStart"/>
-      <w:r>
-        <w:t>Uppaluri</w:t>
-      </w:r>
-      <w:proofErr w:type="spellEnd"/>
-      <w:r>
-        <w:t xml:space="preserve">, V.R., “Real-Time AI-Driven Hazard Detection: Integrating Computer Vision and Sensor Networks for Enhanced Mining Safety,” </w:t>
+      <w:r>
+        <w:t xml:space="preserve">Uppaluri, V.R., “Real-Time AI-Driven Hazard Detection: Integrating Computer Vision and Sensor Networks for Enhanced Mining Safety,” </w:t>
       </w:r>
       <w:r>
         <w:rPr>
@@ -10805,13 +10231,8 @@
         </w:numPr>
         <w:spacing w:after="160" w:line="278" w:lineRule="auto"/>
       </w:pPr>
-      <w:proofErr w:type="spellStart"/>
-      <w:r>
-        <w:t>Kalekar</w:t>
-      </w:r>
-      <w:proofErr w:type="spellEnd"/>
-      <w:r>
-        <w:t xml:space="preserve">, A., Kadam, R., Tamhane, S., “Hybrid AI-IoT System for Real-Time Worker Safety and Hazard Detection,” </w:t>
+      <w:r>
+        <w:t xml:space="preserve">Kalekar, A., Kadam, R., Tamhane, S., “Hybrid AI-IoT System for Real-Time Worker Safety and Hazard Detection,” </w:t>
       </w:r>
       <w:r>
         <w:rPr>
@@ -10854,21 +10275,8 @@
         </w:numPr>
         <w:spacing w:after="160" w:line="278" w:lineRule="auto"/>
       </w:pPr>
-      <w:proofErr w:type="spellStart"/>
-      <w:r>
-        <w:t>Ozobu</w:t>
-      </w:r>
-      <w:proofErr w:type="spellEnd"/>
-      <w:r>
-        <w:t xml:space="preserve">, C.O., </w:t>
-      </w:r>
-      <w:proofErr w:type="spellStart"/>
-      <w:r>
-        <w:t>Adikwu</w:t>
-      </w:r>
-      <w:proofErr w:type="spellEnd"/>
-      <w:r>
-        <w:t xml:space="preserve">, F.E., et al., “Advancing Occupational Safety with AI-Powered Monitoring Systems: A Conceptual Framework for Hazard Detection and Exposure Control,” </w:t>
+      <w:r>
+        <w:t xml:space="preserve">Ozobu, C.O., Adikwu, F.E., et al., “Advancing Occupational Safety with AI-Powered Monitoring Systems: A Conceptual Framework for Hazard Detection and Exposure Control,” </w:t>
       </w:r>
       <w:r>
         <w:rPr>
@@ -11003,7 +10411,6 @@
       <w:r>
         <w:t xml:space="preserve">Asif, M.J., Saqib, S., Ahmad, R.F., et al., “Leveraging Wireless Sensor Networks for Real-Time Monitoring and Control of Industrial Environments,” </w:t>
       </w:r>
-      <w:proofErr w:type="spellStart"/>
       <w:r>
         <w:rPr>
           <w:i/>
@@ -11011,7 +10418,6 @@
         </w:rPr>
         <w:t>arXiv</w:t>
       </w:r>
-      <w:proofErr w:type="spellEnd"/>
       <w:r>
         <w:t>, 2025.</w:t>
       </w:r>
